--- a/companies/northgate-staffing/Firm/Firm Overview 2015 v3.docx
+++ b/companies/northgate-staffing/Firm/Firm Overview 2015 v3.docx
@@ -7,12 +7,12 @@
         <w:pStyle w:val="Heading1"/>
       </w:pPr>
       <w:r>
-        <w:t>Northgate Talent Partners LLC: Firm Overview</w:t>
+        <w:t>Northgate Talent Partners</w:t>
       </w:r>
     </w:p>
     <w:p>
       <w:r>
-        <w:t>We are a retained executive search firm. A board or a chief executive hires us to fill one senior seat, and we work that assignment until it is filled. That is the whole business. We do not staff at volume, we do not send resumes over the transom to see which one sticks, and we have no plans to start.</w:t>
+        <w:t>We built Northgate Talent Partners on a plain conviction. Retained search is a relationship business first, and a document business second. We opened our doors in 2013 to do one thing well, which is to help a company find the person who should lead it. The formal parts of a search matter, and we handle them with care. But they sit around the real work, and the real work is a long and careful conversation.</w:t>
       </w:r>
     </w:p>
     <w:p>
@@ -20,17 +20,12 @@
         <w:pStyle w:val="Heading2"/>
       </w:pPr>
       <w:r>
-        <w:t>What retained means</w:t>
+        <w:t>What we do</w:t>
       </w:r>
     </w:p>
     <w:p>
       <w:r>
-        <w:t>On retainer we are paid to conduct the search rather than paid if someone we already knew happens to take the job. The distinction is not academic, and it shows up in who we are able to call. A retained firm can spend its time on the small number of people in a market who fit the role and are not looking, because our economics do not depend on whichever of them answers first. A contingency firm cannot afford that call. It has to move the candidate already sitting in its file.</w:t>
-      </w:r>
-    </w:p>
-    <w:p>
-      <w:r>
-        <w:t>The same arrangement lets us tell a client that a search is wrong before we take four months proving it. Some roles as written cannot be filled by any living person, because they are two jobs, or because the compensation was set against a market that has moved. We would rather have that argument in the first week.</w:t>
+        <w:t>We are a retained executive search firm. Our clients are mid-market companies, along with one regional health system, and they come to us when the seat that matters most is open. We place senior operators, the people who run a business day to day, and we place directors onto boards. Every search begins with the same question. Not who is available, but who is right, and how we might reach them. Some of our best work is with people who were not looking at all, and who agreed to consider a move only because someone they trusted opened the conversation with care.</w:t>
       </w:r>
     </w:p>
     <w:p>
@@ -38,7 +33,25 @@
         <w:pStyle w:val="Heading2"/>
       </w:pPr>
       <w:r>
-        <w:t>How a search runs</w:t>
+        <w:t>The clients we keep</w:t>
+      </w:r>
+    </w:p>
+    <w:p>
+      <w:r>
+        <w:t>We work best with mid-market companies, the ones large enough that the top jobs carry real weight and small enough that a single hire changes the trajectory of the place. We also serve one regional health system, a relationship we value for the seriousness it asks of us, since a leadership choice in care is never only a business decision. Many of our engagements come from clients we have served before, or from people we once placed who now do the hiring themselves.</w:t>
+      </w:r>
+    </w:p>
+    <w:p>
+      <w:pPr>
+        <w:pStyle w:val="Heading2"/>
+      </w:pPr>
+      <w:r>
+        <w:t>Our service lines</w:t>
+      </w:r>
+    </w:p>
+    <w:p>
+      <w:r>
+        <w:t>Our practice runs along a few clear lines, and most engagements draw on more than one.</w:t>
       </w:r>
     </w:p>
     <w:p>
@@ -46,7 +59,7 @@
         <w:pStyle w:val="ListBullet"/>
       </w:pPr>
       <w:r>
-        <w:t>Specification. Time with the hiring executive and with the people the new hire will actually work with, ending in a written position specification that both sides sign off on. Everything after this hangs off that document, and a vague one is the most expensive thing in the process.</w:t>
+        <w:t>Retained executive search for senior operating roles, from a general manager to a chief executive.</w:t>
       </w:r>
     </w:p>
     <w:p>
@@ -54,7 +67,7 @@
         <w:pStyle w:val="ListBullet"/>
       </w:pPr>
       <w:r>
-        <w:t>Research. A mapped universe of the companies where the skill genuinely lives, and a named list of the people inside them. Our associates build this by telephone. A search of published sources finds the people who want to be found, and those are rarely the people you want.</w:t>
+        <w:t>Board director search, where the brief turns as much on temperament and governance as on a resume.</w:t>
       </w:r>
     </w:p>
     <w:p>
@@ -62,7 +75,7 @@
         <w:pStyle w:val="ListBullet"/>
       </w:pPr>
       <w:r>
-        <w:t>Approach and assessment. We contact candidates individually and confidentially, at length, and more than once. No name reaches the client before we have had the real conversation.</w:t>
+        <w:t>Succession work, so a client can see the bench before a seat comes open rather than after.</w:t>
       </w:r>
     </w:p>
     <w:p>
@@ -70,15 +83,7 @@
         <w:pStyle w:val="ListBullet"/>
       </w:pPr>
       <w:r>
-        <w:t>Slate. Three to five candidates presented together, with a written summary on each and a plain statement of which of them will actually move. We do not add a fourth name to fill out a page.</w:t>
-      </w:r>
-    </w:p>
-    <w:p>
-      <w:pPr>
-        <w:pStyle w:val="ListBullet"/>
-      </w:pPr>
-      <w:r>
-        <w:t>Close. Offer construction, references, the resignation, the counteroffer, and the first weeks in the seat. Searches are lost here more often than anyone likes to admit, and this is the part a firm cannot do for you from a distance.</w:t>
+        <w:t>Confidential replacements, where discretion is the whole assignment and the search must run without a ripple.</w:t>
       </w:r>
     </w:p>
     <w:p>
@@ -86,12 +91,12 @@
         <w:pStyle w:val="Heading2"/>
       </w:pPr>
       <w:r>
-        <w:t>Discretion</w:t>
+        <w:t>A representative engagement</w:t>
       </w:r>
     </w:p>
     <w:p>
       <w:r>
-        <w:t>A candidate who is doing well in a job takes a real risk by talking to us, and that risk is the only reason we get to have the conversation at all. So in anything that circulates, we describe a candidate by the seat they currently hold and not by their name, until they have agreed to be presented. Clients find this mildly irritating for about a month. They stop finding it irritating when they understand the same rule is what keeps their own search from becoming a topic at an industry dinner.</w:t>
+        <w:t>One engagement gives a sense of how we work. This year we partnered with Roach, Moss and Hall on a senior leadership search, and it showed the pattern we favor. A client who trusted us with the brief. A market we mapped patiently before we named anyone. A shortlist built on fit rather than convenience. We offer it as one illustration among the searches we have run, not as the whole of our work, and we are careful never to describe one client's search to another.</w:t>
       </w:r>
     </w:p>
     <w:p>
@@ -99,12 +104,12 @@
         <w:pStyle w:val="Heading2"/>
       </w:pPr>
       <w:r>
-        <w:t>Where we work</w:t>
+        <w:t>How we work</w:t>
       </w:r>
     </w:p>
     <w:p>
       <w:r>
-        <w:t>Mid-market companies: the chief executive's seat, the ones reporting directly to it, and board directors. We are generalists by sector and specialists by level, which is the right way around. The functional market for a senior operator is smaller than most boards expect, and the work of a search is mapping it honestly rather than knowing it already.</w:t>
+        <w:t>Two habits sit at the center of the firm. The first is discretion. In anything that circulates, we describe a candidate by the seat they hold today, not by name, until they are genuinely in play and have agreed to be there. A search touches a person's career, and a careless line can cost someone standing they spent years building. We protect that without being asked. The second is order. James Weiss runs the operational spine of the office, and around here he is simply Jim, which keeps him straight from the other James on the roster. He confirms each arrangement, keeps the correspondence in order, and makes sure nothing slips between a first call and a signed agreement. Because Jim holds that ground, our consultants stay where they belong, with their candidates.</w:t>
       </w:r>
     </w:p>
     <w:p>
@@ -112,30 +117,12 @@
         <w:pStyle w:val="Heading2"/>
       </w:pPr>
       <w:r>
-        <w:t>Representative work</w:t>
+        <w:t>Talk to us</w:t>
       </w:r>
     </w:p>
     <w:p>
       <w:r>
-        <w:t>Our client is Roach, Moss and Hall, and that is the assignment we would ask a prospective client to call about. We are not going to pad this section with the names of companies we merely spoke to. We are a young firm with a short client list, and the useful thing about a short list is that everyone on it will take the reference call.</w:t>
-      </w:r>
-    </w:p>
-    <w:p>
-      <w:pPr>
-        <w:pStyle w:val="Heading2"/>
-      </w:pPr>
-      <w:r>
-        <w:t>The firm</w:t>
-      </w:r>
-    </w:p>
-    <w:p>
-      <w:r>
-        <w:t>Kelly Chavez, Managing Director, leads the practice and carries assignments herself. That is not a line in a brochure: she is on the telephone on every search this firm runs, and when a search drifts, the client hears it from her. James Weiss manages the office. In a business that lives inside calendars and follow-ups, that is load-bearing work, and if a meeting with us starts when it was supposed to, it is James Weiss's doing.</w:t>
-      </w:r>
-    </w:p>
-    <w:p>
-      <w:r>
-        <w:t>The short version: one seat at a time, told straight, finished.</w:t>
+        <w:t>If you are weighing a leadership decision, the next step is a conversation rather than a proposal. Call us, and we will listen first. Kelly Chavez will walk you through how a retained search would run for the seat you have in mind, what a realistic timeline looks like, and what we would need from you to do the work well. There is no cost to the conversation, and no obligation follows it.</w:t>
       </w:r>
     </w:p>
     <w:sectPr>

--- a/companies/northgate-staffing/Firm/Firm Overview 2015 v3.docx
+++ b/companies/northgate-staffing/Firm/Firm Overview 2015 v3.docx
@@ -7,12 +7,17 @@
         <w:pStyle w:val="Heading1"/>
       </w:pPr>
       <w:r>
-        <w:t>Northgate Talent Partners</w:t>
+        <w:t>Northgate Talent Partners LLC: Firm Overview</w:t>
       </w:r>
     </w:p>
     <w:p>
       <w:r>
-        <w:t>We built Northgate Talent Partners on a plain conviction. Retained search is a relationship business first, and a document business second. We opened our doors in 2013 to do one thing well, which is to help a company find the person who should lead it. The formal parts of a search matter, and we handle them with care. But they sit around the real work, and the real work is a long and careful conversation.</w:t>
+        <w:t>Northgate Talent Partners is a retained executive search firm. Mid-market companies bring us the hires that are hard to get right and expensive to get wrong: the operator who will carry a function through a difficult stretch, the finance or operations leader a board wants in the seat before a transaction, the outside director who asks the question nobody inside the company has thought to ask. A company runs a search like that once every few years. We run them all year, and that difference is most of what a client is buying.</w:t>
+      </w:r>
+    </w:p>
+    <w:p>
+      <w:r>
+        <w:t>The firm is small on purpose. The consultant who takes the first meeting is the consultant who writes the specification, makes the calls, and sits in the room when the finalists are argued over. Nothing gets sold by one person and worked by another. We think it is the only honest way to run a retained practice at this size, and it is also, plainly, how we like to work.</w:t>
       </w:r>
     </w:p>
     <w:p>
@@ -20,12 +25,12 @@
         <w:pStyle w:val="Heading2"/>
       </w:pPr>
       <w:r>
-        <w:t>What we do</w:t>
+        <w:t>What we are engaged to do</w:t>
       </w:r>
     </w:p>
     <w:p>
       <w:r>
-        <w:t>We are a retained executive search firm. Our clients are mid-market companies, along with one regional health system, and they come to us when the seat that matters most is open. We place senior operators, the people who run a business day to day, and we place directors onto boards. Every search begins with the same question. Not who is available, but who is right, and how we might reach them. Some of our best work is with people who were not looking at all, and who agreed to consider a move only because someone they trusted opened the conversation with care.</w:t>
+        <w:t>Our practice is senior operating roles and board seats at companies in the middle market. That covers chief executives and the leaders who report to them, the functional heads underneath, and non-executive directors brought on for a particular kind of judgment. We work on retainer rather than on contingency. The client is paying for a search, not for a placement, and in return gets a defined process, a written specification, and a consultant willing to say when the specification itself is the problem.</w:t>
       </w:r>
     </w:p>
     <w:p>
@@ -33,12 +38,44 @@
         <w:pStyle w:val="Heading2"/>
       </w:pPr>
       <w:r>
-        <w:t>The clients we keep</w:t>
+        <w:t>How a search runs</w:t>
       </w:r>
     </w:p>
     <w:p>
       <w:r>
-        <w:t>We work best with mid-market companies, the ones large enough that the top jobs carry real weight and small enough that a single hire changes the trajectory of the place. We also serve one regional health system, a relationship we value for the seriousness it asks of us, since a leadership choice in care is never only a business decision. Many of our engagements come from clients we have served before, or from people we once placed who now do the hiring themselves.</w:t>
+        <w:t>Every assignment moves through the same four stages, and we tell a client at the outset which of them are slow.</w:t>
+      </w:r>
+    </w:p>
+    <w:p>
+      <w:pPr>
+        <w:pStyle w:val="ListBullet"/>
+      </w:pPr>
+      <w:r>
+        <w:t>1. Specification. We sit with the hiring executive, and with whichever directors care most about the outcome, and we write down what the job actually requires. It is a working document. It usually changes once, early, and that is a good sign rather than a bad one.</w:t>
+      </w:r>
+    </w:p>
+    <w:p>
+      <w:pPr>
+        <w:pStyle w:val="ListBullet"/>
+      </w:pPr>
+      <w:r>
+        <w:t>2. Research. We map the market role by role and company by company, and build a long list of the people who hold the job today or are ready to. Much of this stage is quiet telephone work with executives who are not looking, and it is done carefully or not at all.</w:t>
+      </w:r>
+    </w:p>
+    <w:p>
+      <w:pPr>
+        <w:pStyle w:val="ListBullet"/>
+      </w:pPr>
+      <w:r>
+        <w:t>3. The slate. We interview, assess against the specification, and bring the client a short slate with written summaries of each candidate and where they are strong and where they are not. We would rather present a slate we can defend than a longer one we cannot.</w:t>
+      </w:r>
+    </w:p>
+    <w:p>
+      <w:pPr>
+        <w:pStyle w:val="ListBullet"/>
+      </w:pPr>
+      <w:r>
+        <w:t>4. Close. We stay in the search through references, the offer, and the first weeks in the seat. An assignment is not finished when someone says yes. It is finished when the person is working and settled.</w:t>
       </w:r>
     </w:p>
     <w:p>
@@ -46,12 +83,7 @@
         <w:pStyle w:val="Heading2"/>
       </w:pPr>
       <w:r>
-        <w:t>Our service lines</w:t>
-      </w:r>
-    </w:p>
-    <w:p>
-      <w:r>
-        <w:t>Our practice runs along a few clear lines, and most engagements draw on more than one.</w:t>
+        <w:t>What a client can hold us to</w:t>
       </w:r>
     </w:p>
     <w:p>
@@ -59,7 +91,7 @@
         <w:pStyle w:val="ListBullet"/>
       </w:pPr>
       <w:r>
-        <w:t>Retained executive search for senior operating roles, from a general manager to a chief executive.</w:t>
+        <w:t>1. One consultant from start to finish, so the client always knows whose telephone to pick up.</w:t>
       </w:r>
     </w:p>
     <w:p>
@@ -67,7 +99,7 @@
         <w:pStyle w:val="ListBullet"/>
       </w:pPr>
       <w:r>
-        <w:t>Board director search, where the brief turns as much on temperament and governance as on a resume.</w:t>
+        <w:t>2. A written specification agreed before we approach a single candidate, so the search is measured against something both sides signed off.</w:t>
       </w:r>
     </w:p>
     <w:p>
@@ -75,15 +107,7 @@
         <w:pStyle w:val="ListBullet"/>
       </w:pPr>
       <w:r>
-        <w:t>Succession work, so a client can see the bench before a seat comes open rather than after.</w:t>
-      </w:r>
-    </w:p>
-    <w:p>
-      <w:pPr>
-        <w:pStyle w:val="ListBullet"/>
-      </w:pPr>
-      <w:r>
-        <w:t>Confidential replacements, where discretion is the whole assignment and the search must run without a ripple.</w:t>
+        <w:t>3. Regular reporting in writing, including in the weeks when there is nothing good to report. Those are the weeks a client most wants to hear from us.</w:t>
       </w:r>
     </w:p>
     <w:p>
@@ -91,12 +115,12 @@
         <w:pStyle w:val="Heading2"/>
       </w:pPr>
       <w:r>
-        <w:t>A representative engagement</w:t>
+        <w:t>Candidates, and how we speak about them</w:t>
       </w:r>
     </w:p>
     <w:p>
       <w:r>
-        <w:t>One engagement gives a sense of how we work. This year we partnered with Roach, Moss and Hall on a senior leadership search, and it showed the pattern we favor. A client who trusted us with the brief. A market we mapped patiently before we named anyone. A shortlist built on fit rather than convenience. We offer it as one illustration among the searches we have run, not as the whole of our work, and we are careful never to describe one client's search to another.</w:t>
+        <w:t>Search is a confidential business and we treat it as one by habit rather than by policy. In anything that circulates past the hiring executive, a candidate is described by their current role and sector and not by name. A prospect learns our client's identity when there is a real conversation to be had and not before. It is a small discipline that costs us nothing, and it is the reason a senior person takes our call a second time.</w:t>
       </w:r>
     </w:p>
     <w:p>
@@ -104,25 +128,17 @@
         <w:pStyle w:val="Heading2"/>
       </w:pPr>
       <w:r>
-        <w:t>How we work</w:t>
+        <w:t>An example of the work</w:t>
       </w:r>
     </w:p>
     <w:p>
       <w:r>
-        <w:t>Two habits sit at the center of the firm. The first is discretion. In anything that circulates, we describe a candidate by the seat they hold today, not by name, until they are genuinely in play and have agreed to be there. A search touches a person's career, and a careless line can cost someone standing they spent years building. We protect that without being asked. The second is order. James Weiss runs the operational spine of the office, and around here he is simply Jim, which keeps him straight from the other James on the roster. He confirms each arrangement, keeps the correspondence in order, and makes sure nothing slips between a first call and a signed agreement. Because Jim holds that ground, our consultants stay where they belong, with their candidates.</w:t>
-      </w:r>
-    </w:p>
-    <w:p>
-      <w:pPr>
-        <w:pStyle w:val="Heading2"/>
-      </w:pPr>
-      <w:r>
-        <w:t>Talk to us</w:t>
+        <w:t>We are currently running a chief financial officer search for Roach, Moss and Hall. We offer it as an illustration of the assignments we take rather than as an account of the practice; the rest of this year's work belongs to the clients who engaged us and stays with them. A reference from a client who has been through a search with us will tell you more than a list of names would anyway, and we are glad to arrange one.</w:t>
       </w:r>
     </w:p>
     <w:p>
       <w:r>
-        <w:t>If you are weighing a leadership decision, the next step is a conversation rather than a proposal. Call us, and we will listen first. Kelly Chavez will walk you through how a retained search would run for the seat you have in mind, what a realistic timeline looks like, and what we would need from you to do the work well. There is no cost to the conversation, and no obligation follows it.</w:t>
+        <w:t>If a board or a chief executive is weighing a search, the next step is a conversation with Kelly Chavez, Managing Director, who takes the first call on every engagement and will say plainly whether this is the right firm for the assignment.</w:t>
       </w:r>
     </w:p>
     <w:sectPr>
